--- a/atelier/atelier_139.docx
+++ b/atelier/atelier_139.docx
@@ -474,7 +474,7 @@
                 <w:b w:val="false"/>
                 <w:bCs w:val="false"/>
               </w:rPr>
-              <w:t xml:space="preserve">Règles d’approbation de base en place (#138)</w:t>
+              <w:t xml:space="preserve">Règles d’approbation de base en place</w:t>
             </w:r>
           </w:p>
         </w:tc>
@@ -493,7 +493,7 @@
         <w:spacing w:after="120"/>
       </w:pPr>
       <w:r>
-        <w:t xml:space="preserve">La règle d’approbation est en place, mais peut-être à un seul approbateur (#138). Le standard des quatre yeux en banque, c’est DEUX approbateurs (auteur exclu) — un seul valideur, c’est seulement « trois yeux ». Le sujet de cet atelier est de passer à deux approbateurs, et surtout de le faire ACCEPTER. Car passer de un à deux soulève des objections légitimes : « on n’est pas assez nombreux », « ça va ralentir », « qui va reviewer ? ». Configurer techniquement est trivial (changer un chiffre) ; faire en sorte que la squad adhère et organise sa review pour tenir deux approbateurs sans s’engorger, c’est le vrai travail. On accompagne le passage, pas seulement le réglage.</w:t>
+        <w:t xml:space="preserve">La règle d’approbation est en place, mais peut-être à un seul approbateur. Le standard des quatre yeux en banque, c’est DEUX approbateurs (auteur exclu) — un seul valideur, c’est seulement « trois yeux ». Le sujet de cet atelier est de passer à deux approbateurs, et surtout de le faire ACCEPTER. Car passer de un à deux soulève des objections légitimes : « on n’est pas assez nombreux », « ça va ralentir », « qui va reviewer ? ». Configurer techniquement est trivial (changer un chiffre) ; faire en sorte que la squad adhère et organise sa review pour tenir deux approbateurs sans s’engorger, c’est le vrai travail. On accompagne le passage, pas seulement le réglage.</w:t>
       </w:r>
     </w:p>
     <w:p>
@@ -514,46 +514,46 @@
         <w:spacing w:after="80"/>
       </w:pPr>
       <w:r>
-        <w:t xml:space="preserve">Deux approbateurs, c’est le vrai principe des quatre yeux : un seul valideur (plus l’auteur) ne fait que trois yeux et recrée un point de défaillance — si ce valideur unique se trompe, rien ne rattrape. Deux valideurs indépendants réalisent pleinement la dilution du risque visée par le principe (#137). Le passage à deux n’est pas un excès de zèle, c’est l’atteinte du standard.</w:t>
-      </w:r>
-    </w:p>
-    <w:p>
-      <w:pPr>
-        <w:pStyle w:val="ListParagraph"/>
-        <w:numPr>
-          <w:ilvl w:val="0"/>
-          <w:numId w:val="2"/>
-        </w:numPr>
-        <w:spacing w:after="80"/>
-      </w:pPr>
-      <w:r>
-        <w:t xml:space="preserve">L’objection « on n’est pas assez nombreux » se traite : dans une petite squad, deux approbateurs peuvent sembler difficiles. La réponse : élargir le vivier de reviewers (diffuser la compétence, cf. #135), inclure des reviewers d’autres squads si besoin, ou ajuster temporairement. On ne renonce pas au principe, on organise pour le tenir.</w:t>
-      </w:r>
-    </w:p>
-    <w:p>
-      <w:pPr>
-        <w:pStyle w:val="ListParagraph"/>
-        <w:numPr>
-          <w:ilvl w:val="0"/>
-          <w:numId w:val="2"/>
-        </w:numPr>
-        <w:spacing w:after="80"/>
-      </w:pPr>
-      <w:r>
-        <w:t xml:space="preserve">L’objection « ça va ralentir » se traite par l’organisation, pas par l’abandon : deux approbateurs peuvent ralentir si la review n’est pas organisée — mais le SLA (#133) et les rappels (#134) de Q01 sont précisément là pour ça. La vitesse et les deux approbateurs ne s’opposent pas : ils se gèrent ensemble. On rappelle que Q01 outille déjà la rapidité.</w:t>
-      </w:r>
-    </w:p>
-    <w:p>
-      <w:pPr>
-        <w:pStyle w:val="ListParagraph"/>
-        <w:numPr>
-          <w:ilvl w:val="0"/>
-          <w:numId w:val="2"/>
-        </w:numPr>
-        <w:spacing w:after="80"/>
-      </w:pPr>
-      <w:r>
-        <w:t xml:space="preserve">L’acceptation vient de la compréhension, pas de l’imposition : si la squad a compris le pourquoi (#137), passer à deux est logique. Si on l’impose sans expliquer, elle le subit et le contourne. L’accompagnement consiste à relier le réglage au sens déjà posé, et à traiter les objections concrètes plutôt que de les balayer.</w:t>
+        <w:t xml:space="preserve">Deux approbateurs, c’est le vrai principe des quatre yeux : un seul valideur (plus l’auteur) ne fait que trois yeux et recrée un point de défaillance — si ce valideur unique se trompe, rien ne rattrape. Deux valideurs indépendants réalisent pleinement la dilution du risque visée par le principe. Le passage à deux n’est pas un excès de zèle, c’est l’atteinte du standard.</w:t>
+      </w:r>
+    </w:p>
+    <w:p>
+      <w:pPr>
+        <w:pStyle w:val="ListParagraph"/>
+        <w:numPr>
+          <w:ilvl w:val="0"/>
+          <w:numId w:val="2"/>
+        </w:numPr>
+        <w:spacing w:after="80"/>
+      </w:pPr>
+      <w:r>
+        <w:t xml:space="preserve">L’objection « on n’est pas assez nombreux » se traite : dans une petite squad, deux approbateurs peuvent sembler difficiles. La réponse : élargir le vivier de reviewers (diffuser la compétence, cf.), inclure des reviewers d’autres squads si besoin, ou ajuster temporairement. On ne renonce pas au principe, on organise pour le tenir.</w:t>
+      </w:r>
+    </w:p>
+    <w:p>
+      <w:pPr>
+        <w:pStyle w:val="ListParagraph"/>
+        <w:numPr>
+          <w:ilvl w:val="0"/>
+          <w:numId w:val="2"/>
+        </w:numPr>
+        <w:spacing w:after="80"/>
+      </w:pPr>
+      <w:r>
+        <w:t xml:space="preserve">L’objection « ça va ralentir » se traite par l’organisation, pas par l’abandon : deux approbateurs peuvent ralentir si la review n’est pas organisée — mais le SLA et les rappels de Q01 sont précisément là pour ça. La vitesse et les deux approbateurs ne s’opposent pas : ils se gèrent ensemble. On rappelle que Q01 outille déjà la rapidité.</w:t>
+      </w:r>
+    </w:p>
+    <w:p>
+      <w:pPr>
+        <w:pStyle w:val="ListParagraph"/>
+        <w:numPr>
+          <w:ilvl w:val="0"/>
+          <w:numId w:val="2"/>
+        </w:numPr>
+        <w:spacing w:after="80"/>
+      </w:pPr>
+      <w:r>
+        <w:t xml:space="preserve">L’acceptation vient de la compréhension, pas de l’imposition : si la squad a compris le pourquoi, passer à deux est logique. Si on l’impose sans expliquer, elle le subit et le contourne. L’accompagnement consiste à relier le réglage au sens déjà posé, et à traiter les objections concrètes plutôt que de les balayer.</w:t>
       </w:r>
     </w:p>
     <w:p>
@@ -587,20 +587,20 @@
         <w:spacing w:after="80"/>
       </w:pPr>
       <w:r>
-        <w:t xml:space="preserve">Recenser le vivier de reviewers et l’élargir si besoin : identifier qui peut reviewer quoi. Si le vivier est trop étroit pour deux approbateurs fluides, diffuser la compétence (cf. #135) ou ouvrir à des reviewers d’autres squads. On s’assure que deux approbateurs est tenable avant de l’imposer.</w:t>
-      </w:r>
-    </w:p>
-    <w:p>
-      <w:pPr>
-        <w:pStyle w:val="ListParagraph"/>
-        <w:numPr>
-          <w:ilvl w:val="0"/>
-          <w:numId w:val="2"/>
-        </w:numPr>
-        <w:spacing w:after="80"/>
-      </w:pPr>
-      <w:r>
-        <w:t xml:space="preserve">Relier au SLA pour rassurer sur la vitesse : montrer que le SLA (#133) et les rappels (#134) gèrent le risque de ralentissement. Deux approbateurs sous SLA, c’est sûr ET rapide. On lève l’objection vitesse par l’outillage déjà en place.</w:t>
+        <w:t xml:space="preserve">Recenser le vivier de reviewers et l’élargir si besoin : identifier qui peut reviewer quoi. Si le vivier est trop étroit pour deux approbateurs fluides, diffuser la compétence (cf.) ou ouvrir à des reviewers d’autres squads. On s’assure que deux approbateurs est tenable avant de l’imposer.</w:t>
+      </w:r>
+    </w:p>
+    <w:p>
+      <w:pPr>
+        <w:pStyle w:val="ListParagraph"/>
+        <w:numPr>
+          <w:ilvl w:val="0"/>
+          <w:numId w:val="2"/>
+        </w:numPr>
+        <w:spacing w:after="80"/>
+      </w:pPr>
+      <w:r>
+        <w:t xml:space="preserve">Relier au SLA pour rassurer sur la vitesse : montrer que le SLA et les rappels gèrent le risque de ralentissement. Deux approbateurs sous SLA, c’est sûr ET rapide. On lève l’objection vitesse par l’outillage déjà en place.</w:t>
       </w:r>
     </w:p>
     <w:p>
@@ -688,7 +688,7 @@
         <w:spacing w:after="80"/>
       </w:pPr>
       <w:r>
-        <w:t xml:space="preserve">Zone « Vitesse gérée » — le lien au SLA (#133) et aux rappels (#134).</w:t>
+        <w:t xml:space="preserve">Zone « Vitesse gérée » — le lien au SLA et aux rappels.</w:t>
       </w:r>
     </w:p>
     <w:p>
@@ -905,7 +905,7 @@
         <w:spacing w:after="120"/>
       </w:pPr>
       <w:r>
-        <w:t xml:space="preserve">Deux approbateurs sont en place et acceptés. La suite renforce la robustesse des règles : #140 (« Prevent approvals by committers » — empêcher qu’une personne ayant contribué à la MR l’approuve), #141 (« Reset approvals on push » et « Prevent editing approval rules » — finaliser). Ces paramètres complètent le standard des quatre yeux contre les contournements.</w:t>
+        <w:t xml:space="preserve">Deux approbateurs sont en place et acceptés. La suite renforce la robustesse des règles : (« Prevent approvals by committers » — empêcher qu’une personne ayant contribué à la MR l’approuve), (« Reset approvals on push » et « Prevent editing approval rules » — finaliser). Ces paramètres complètent le standard des quatre yeux contre les contournements.</w:t>
       </w:r>
     </w:p>
     <w:p>
@@ -921,7 +921,7 @@
         <w:spacing w:after="120"/>
       </w:pPr>
       <w:r>
-        <w:t xml:space="preserve">La règle est passée à deux approbateurs requis (auteur exclu) — le vrai standard des quatre yeux — et la squad l’a accepté : vivier de reviewers vérifié et élargi si besoin, objection de vitesse levée via le SLA et les rappels de Q01, passage acté collectivement. Deux approbateurs sont une règle comprise et organisée, pas un frein subi. La mesure Approval rules du hub passe de « 1 approbateur » à « 2+ approbateurs, auteur exclu ». La question Q02 atteint son standard, prêt à être verrouillé contre les contournements (#140-141).</w:t>
+        <w:t xml:space="preserve">La règle est passée à deux approbateurs requis (auteur exclu) — le vrai standard des quatre yeux — et la squad l’a accepté : vivier de reviewers vérifié et élargi si besoin, objection de vitesse levée via le SLA et les rappels de Q01, passage acté collectivement. Deux approbateurs sont une règle comprise et organisée, pas un frein subi. La mesure Approval rules du hub passe de « 1 approbateur » à « 2+ approbateurs, auteur exclu ». La question Q02 atteint son standard, prêt à être verrouillé contre les contournements.</w:t>
       </w:r>
     </w:p>
     <w:sectPr>
